--- a/CÔNG TY PERFECT VENUS/PerfectVenus_ThayDoiThanhVien_DDPL/PerfectVenus_ThayDoiThanhVien/PerfectVenus_GiayDeNghi_Mau13.docx
+++ b/CÔNG TY PERFECT VENUS/PerfectVenus_ThayDoiThanhVien_DDPL/PerfectVenus_ThayDoiThanhVien/PerfectVenus_GiayDeNghi_Mau13.docx
@@ -67,7 +67,15 @@
                 <w:sz w:val="26"/>
                 <w:szCs w:val="26"/>
               </w:rPr>
-              <w:t xml:space="preserve">CÔNG TY TNHH VENUS FURNISHER </w:t>
+              <w:t>CÔNG TY TNHH PERFECT VENUS</w:t>
+            </w:r>
+            <w:r>
+              <w:rPr>
+                <w:rFonts w:ascii="Times New Roman" w:hAnsi="Times New Roman" w:cs="Times New Roman"/>
+                <w:sz w:val="26"/>
+                <w:szCs w:val="26"/>
+              </w:rPr>
+              <w:t xml:space="preserve"> </w:t>
             </w:r>
           </w:p>
         </w:tc>
@@ -499,7 +507,7 @@
           <w:sz w:val="26"/>
           <w:szCs w:val="26"/>
         </w:rPr>
-        <w:t>CÔNG TY TNHH VENUS FURNISHER</w:t>
+        <w:t>CÔNG TY TNHH PERFECT VENUS</w:t>
       </w:r>
     </w:p>
     <w:p>
@@ -530,7 +538,7 @@
           <w:sz w:val="26"/>
           <w:szCs w:val="26"/>
         </w:rPr>
-        <w:t>3702912027</w:t>
+        <w:t>3703150741</w:t>
       </w:r>
     </w:p>
     <w:p>
@@ -662,7 +670,7 @@
           <w:sz w:val="26"/>
           <w:szCs w:val="26"/>
         </w:rPr>
-        <w:t>YEOH ZHONG XIANG</w:t>
+        <w:t>PHẠM CÔNG SANG</w:t>
       </w:r>
     </w:p>
     <w:p>
@@ -695,7 +703,7 @@
           <w:sz w:val="26"/>
           <w:szCs w:val="26"/>
         </w:rPr>
-        <w:t>06/08/1985</w:t>
+        <w:t>20/10/1994</w:t>
       </w:r>
     </w:p>
     <w:p>
@@ -770,6 +778,14 @@
         </w:rPr>
         <w:t xml:space="preserve">Số định danh cá nhân: </w:t>
       </w:r>
+      <w:r>
+        <w:rPr>
+          <w:rFonts w:ascii="Times New Roman" w:hAnsi="Times New Roman" w:cs="Times New Roman"/>
+          <w:sz w:val="26"/>
+          <w:szCs w:val="26"/>
+        </w:rPr>
+        <w:t>080094013275</w:t>
+      </w:r>
     </w:p>
     <w:bookmarkEnd w:id="0"/>
     <w:p>
@@ -855,7 +871,7 @@
           <w:sz w:val="26"/>
           <w:szCs w:val="26"/>
         </w:rPr>
-        <w:t>B1-03-08, Chung cư The Habitat, khu phố Bình Đáng</w:t>
+        <w:t>Số Nhà 224, Ấp Mỹ Đạo</w:t>
       </w:r>
     </w:p>
     <w:p>
@@ -882,7 +898,7 @@
           <w:sz w:val="26"/>
           <w:szCs w:val="26"/>
         </w:rPr>
-        <w:t>Phường Bình Hòa</w:t>
+        <w:t>Xã Nhựt Tảo</w:t>
       </w:r>
     </w:p>
     <w:p>
@@ -920,7 +936,7 @@
           <w:sz w:val="26"/>
           <w:szCs w:val="26"/>
         </w:rPr>
-        <w:t>Thành phố Hồ Chí Minh, Việt Nam</w:t>
+        <w:t>Tỉnh Tây Ninh</w:t>
       </w:r>
     </w:p>
     <w:p>
@@ -1142,23 +1158,7 @@
                 <w:szCs w:val="26"/>
               </w:rPr>
               <w:lastRenderedPageBreak/>
-              <w:t xml:space="preserve">Dân tộc: …………….    Quốc tịch: </w:t>
-            </w:r>
-            <w:r>
-              <w:rPr>
-                <w:rFonts w:ascii="Times New Roman" w:eastAsia="Calibri" w:hAnsi="Times New Roman" w:cs="Times New Roman"/>
-                <w:sz w:val="26"/>
-                <w:szCs w:val="26"/>
-              </w:rPr>
-              <w:t>Malaysia</w:t>
-            </w:r>
-            <w:r>
-              <w:rPr>
-                <w:rFonts w:ascii="Times New Roman" w:eastAsia="Calibri" w:hAnsi="Times New Roman" w:cs="Times New Roman"/>
-                <w:sz w:val="26"/>
-                <w:szCs w:val="26"/>
-              </w:rPr>
-              <w:t xml:space="preserve"> </w:t>
+              <w:t>Dân tộc: …………….    Quốc tịch:</w:t>
             </w:r>
             <w:r>
               <w:rPr>
@@ -1221,14 +1221,6 @@
               </w:rPr>
               <w:t xml:space="preserve">): </w:t>
             </w:r>
-            <w:r>
-              <w:rPr>
-                <w:rFonts w:ascii="Times New Roman" w:hAnsi="Times New Roman" w:cs="Times New Roman"/>
-                <w:sz w:val="26"/>
-                <w:szCs w:val="26"/>
-              </w:rPr>
-              <w:t>A62633793</w:t>
-            </w:r>
           </w:p>
           <w:p>
             <w:pPr>
@@ -1245,45 +1237,7 @@
                 <w:sz w:val="26"/>
                 <w:szCs w:val="26"/>
               </w:rPr>
-              <w:t xml:space="preserve">Ngày cấp: </w:t>
-            </w:r>
-            <w:r>
-              <w:rPr>
-                <w:rFonts w:ascii="Times New Roman" w:eastAsia="Calibri" w:hAnsi="Times New Roman" w:cs="Times New Roman"/>
-                <w:sz w:val="26"/>
-                <w:szCs w:val="26"/>
-              </w:rPr>
-              <w:t>24/12/2024</w:t>
-            </w:r>
-            <w:r>
-              <w:rPr>
-                <w:rFonts w:ascii="Times New Roman" w:eastAsia="Calibri" w:hAnsi="Times New Roman" w:cs="Times New Roman"/>
-              </w:rPr>
-              <w:t xml:space="preserve"> </w:t>
-            </w:r>
-            <w:r>
-              <w:rPr>
-                <w:rFonts w:ascii="Times New Roman" w:eastAsia="Calibri" w:hAnsi="Times New Roman" w:cs="Times New Roman"/>
-                <w:sz w:val="26"/>
-                <w:szCs w:val="26"/>
-              </w:rPr>
-              <w:t xml:space="preserve">Nơi cấp: </w:t>
-            </w:r>
-            <w:r>
-              <w:rPr>
-                <w:rFonts w:ascii="Times New Roman" w:hAnsi="Times New Roman" w:cs="Times New Roman"/>
-                <w:sz w:val="26"/>
-                <w:szCs w:val="26"/>
-              </w:rPr>
-              <w:t>Kelana Jaya</w:t>
-            </w:r>
-            <w:r>
-              <w:rPr>
-                <w:rFonts w:ascii="Times New Roman" w:eastAsia="Calibri" w:hAnsi="Times New Roman" w:cs="Times New Roman"/>
-                <w:sz w:val="26"/>
-                <w:szCs w:val="26"/>
-              </w:rPr>
-              <w:tab/>
+              <w:t xml:space="preserve">Ngày cấp: Nơi cấp: </w:t>
             </w:r>
           </w:p>
           <w:p>
@@ -1309,7 +1263,7 @@
               <w:spacing w:after="120"/>
               <w:ind w:firstLine="567"/>
               <w:rPr>
-                <w:rFonts w:ascii="Times New Roman" w:eastAsia="Calibri" w:hAnsi="Times New Roman" w:cs="Times New Roman"/>
+                <w:rFonts w:ascii="Times New Roman" w:hAnsi="Times New Roman" w:cs="Times New Roman"/>
                 <w:sz w:val="26"/>
                 <w:szCs w:val="26"/>
               </w:rPr>
@@ -1329,23 +1283,7 @@
                 <w:sz w:val="26"/>
                 <w:szCs w:val="26"/>
               </w:rPr>
-              <w:t xml:space="preserve">: </w:t>
-            </w:r>
-            <w:r>
-              <w:rPr>
-                <w:rFonts w:ascii="Times New Roman" w:hAnsi="Times New Roman" w:cs="Times New Roman"/>
-                <w:sz w:val="26"/>
-                <w:szCs w:val="26"/>
-              </w:rPr>
-              <w:t>Số A-19-1A, Chung cư The Sanders</w:t>
-            </w:r>
-            <w:r>
-              <w:rPr>
-                <w:rFonts w:ascii="Times New Roman" w:hAnsi="Times New Roman" w:cs="Times New Roman"/>
-                <w:sz w:val="26"/>
-                <w:szCs w:val="26"/>
-              </w:rPr>
-              <w:t>on Homes, Đường Cemara, Khu 13</w:t>
+              <w:t xml:space="preserve">: Xã/Phường/Đặc khu: </w:t>
             </w:r>
           </w:p>
           <w:p>
@@ -1364,15 +1302,7 @@
                 <w:sz w:val="26"/>
                 <w:szCs w:val="26"/>
               </w:rPr>
-              <w:t xml:space="preserve">Xã/Phường/Đặc khu: </w:t>
-            </w:r>
-            <w:r>
-              <w:rPr>
-                <w:rFonts w:ascii="Times New Roman" w:hAnsi="Times New Roman" w:cs="Times New Roman"/>
-                <w:sz w:val="26"/>
-                <w:szCs w:val="26"/>
-              </w:rPr>
-              <w:t>Thị trấn Seri Kembangan</w:t>
+              <w:t xml:space="preserve">Tỉnh/Thành phố trực thuộc trung ương: </w:t>
             </w:r>
           </w:p>
           <w:p>
@@ -1391,43 +1321,10 @@
                 <w:sz w:val="26"/>
                 <w:szCs w:val="26"/>
               </w:rPr>
-              <w:t xml:space="preserve">Tỉnh/Thành phố trực thuộc trung ương: </w:t>
-            </w:r>
-            <w:r>
-              <w:rPr>
-                <w:rFonts w:ascii="Times New Roman" w:hAnsi="Times New Roman" w:cs="Times New Roman"/>
-                <w:sz w:val="26"/>
-                <w:szCs w:val="26"/>
-              </w:rPr>
-              <w:t>Bang Selangor</w:t>
-            </w:r>
-          </w:p>
-          <w:p>
-            <w:pPr>
-              <w:spacing w:after="120"/>
-              <w:ind w:firstLine="567"/>
-              <w:rPr>
-                <w:rFonts w:ascii="Times New Roman" w:eastAsia="Calibri" w:hAnsi="Times New Roman" w:cs="Times New Roman"/>
-                <w:sz w:val="26"/>
-                <w:szCs w:val="26"/>
-              </w:rPr>
-            </w:pPr>
-            <w:r>
-              <w:rPr>
-                <w:rFonts w:ascii="Times New Roman" w:eastAsia="Calibri" w:hAnsi="Times New Roman" w:cs="Times New Roman"/>
-                <w:sz w:val="26"/>
-                <w:szCs w:val="26"/>
-              </w:rPr>
               <w:t xml:space="preserve">Quốc gia: </w:t>
             </w:r>
-            <w:r>
-              <w:rPr>
-                <w:rFonts w:ascii="Times New Roman" w:eastAsia="Calibri" w:hAnsi="Times New Roman" w:cs="Times New Roman"/>
-                <w:sz w:val="26"/>
-                <w:szCs w:val="26"/>
-              </w:rPr>
-              <w:t>Malaysia</w:t>
-            </w:r>
+            <w:bookmarkStart w:id="1" w:name="_GoBack"/>
+            <w:bookmarkEnd w:id="1"/>
           </w:p>
         </w:tc>
       </w:tr>
@@ -1749,8 +1646,6 @@
         </w:rPr>
         <w:t>PHẠM CÔNG SANG</w:t>
       </w:r>
-      <w:bookmarkStart w:id="1" w:name="_GoBack"/>
-      <w:bookmarkEnd w:id="1"/>
     </w:p>
     <w:sectPr>
       <w:headerReference w:type="default" r:id="rId7"/>

--- a/CÔNG TY PERFECT VENUS/PerfectVenus_ThayDoiThanhVien_DDPL/PerfectVenus_ThayDoiThanhVien/PerfectVenus_GiayDeNghi_Mau13.docx
+++ b/CÔNG TY PERFECT VENUS/PerfectVenus_ThayDoiThanhVien_DDPL/PerfectVenus_ThayDoiThanhVien/PerfectVenus_GiayDeNghi_Mau13.docx
@@ -812,7 +812,15 @@
       </w:r>
       <w:r>
         <w:rPr>
-          <w:rFonts w:ascii="Times New Roman" w:hAnsi="Times New Roman" w:cs="Times New Roman"/>
+          <w:rFonts w:ascii="Times New Roman" w:eastAsia="Times New Roman" w:hAnsi="Times New Roman" w:cs="Times New Roman"/>
+          <w:sz w:val="26"/>
+          <w:szCs w:val="26"/>
+        </w:rPr>
+        <w:t xml:space="preserve">Chủ tịch hội đồng thành viên kiêm </w:t>
+      </w:r>
+      <w:r>
+        <w:rPr>
+          <w:rFonts w:ascii="Times New Roman" w:eastAsia="Times New Roman" w:hAnsi="Times New Roman" w:cs="Times New Roman"/>
           <w:sz w:val="26"/>
           <w:szCs w:val="26"/>
         </w:rPr>
@@ -1323,8 +1331,6 @@
               </w:rPr>
               <w:t xml:space="preserve">Quốc gia: </w:t>
             </w:r>
-            <w:bookmarkStart w:id="1" w:name="_GoBack"/>
-            <w:bookmarkEnd w:id="1"/>
           </w:p>
         </w:tc>
       </w:tr>
@@ -1640,12 +1646,13 @@
       <w:r>
         <w:rPr>
           <w:rFonts w:ascii="Times New Roman" w:hAnsi="Times New Roman" w:cs="Times New Roman"/>
-          <w:b/>
           <w:sz w:val="26"/>
           <w:szCs w:val="26"/>
         </w:rPr>
         <w:t>PHẠM CÔNG SANG</w:t>
       </w:r>
+      <w:bookmarkStart w:id="1" w:name="_GoBack"/>
+      <w:bookmarkEnd w:id="1"/>
     </w:p>
     <w:sectPr>
       <w:headerReference w:type="default" r:id="rId7"/>

--- a/CÔNG TY PERFECT VENUS/PerfectVenus_ThayDoiThanhVien_DDPL/PerfectVenus_ThayDoiThanhVien/PerfectVenus_GiayDeNghi_Mau13.docx
+++ b/CÔNG TY PERFECT VENUS/PerfectVenus_ThayDoiThanhVien_DDPL/PerfectVenus_ThayDoiThanhVien/PerfectVenus_GiayDeNghi_Mau13.docx
@@ -1475,19 +1475,10 @@
                 <w:sz w:val="26"/>
                 <w:szCs w:val="26"/>
               </w:rPr>
-              <w:t>CHỦ TỊCH CÔNG TY/CHỦ TỊCH HỘI ĐỒNG THÀNH VIÊN/CHỦ TỊCH HỘI ĐỒNG QUẢN TRỊ/</w:t>
-            </w:r>
-            <w:r>
-              <w:rPr>
-                <w:rFonts w:ascii="Times New Roman" w:eastAsia="Times New Roman" w:hAnsi="Times New Roman" w:cs="Times New Roman"/>
-                <w:b/>
-                <w:spacing w:val="-10"/>
-                <w:sz w:val="26"/>
-                <w:szCs w:val="26"/>
-              </w:rPr>
-              <w:br/>
-              <w:t>NGƯỜI ĐƯỢC ỦY QUYỀN/NGƯỜI ĐẠI DIỆN</w:t>
-            </w:r>
+              <w:t>CHỦ TỊCH HỘI ĐỒNG THÀNH VIÊN</w:t>
+            </w:r>
+            <w:bookmarkStart w:id="1" w:name="_GoBack"/>
+            <w:bookmarkEnd w:id="1"/>
           </w:p>
           <w:p>
             <w:pPr>
@@ -1651,8 +1642,6 @@
         </w:rPr>
         <w:t>PHẠM CÔNG SANG</w:t>
       </w:r>
-      <w:bookmarkStart w:id="1" w:name="_GoBack"/>
-      <w:bookmarkEnd w:id="1"/>
     </w:p>
     <w:sectPr>
       <w:headerReference w:type="default" r:id="rId7"/>
